--- a/research/TRD-EHR/paper1-trd-prediction/parts/supplement/13-m12-evaluation-coverage.docx
+++ b/research/TRD-EHR/paper1-trd-prediction/parts/supplement/13-m12-evaluation-coverage.docx
@@ -16,7 +16,7 @@
         <w:pStyle w:val="FirstParagraph"/>
       </w:pPr>
       <w:r>
-        <w:t xml:space="preserve">Standard classifiers, encoder comparisons, and concept permutations used the full cohort and common test split. The primary Qwen3-Embedding-8B encoder received both similarity metrics, the negative controls, and the neighborhood-size sweep. Other encoders were evaluated with nearest and random retrieval under plain cosine similarity at k = 50, so the importance-weighted metric and the sweep describe the primary encoder only.</w:t>
+        <w:t xml:space="preserve">Standard classifiers, encoder comparisons, and concept permutations used the full cohort and common test split. The primary Qwen3-Embedding-8B encoder received both similarity metrics, the negative controls, and the neighborhood-size sweep. Retrieval results for the other encoders are not reported; both similarity metrics and the sweep describe the primary encoder only.</w:t>
       </w:r>
     </w:p>
     <w:bookmarkEnd w:id="20"/>
